--- a/publications/jarmanLifeImprisonmentMature2022.docx
+++ b/publications/jarmanLifeImprisonmentMature2022.docx
@@ -143,18 +143,18 @@
                 <wp:inline>
                   <wp:extent cx="152400" cy="152400"/>
                   <wp:effectExtent b="0" l="0" r="0" t="0"/>
-                  <wp:docPr descr="" title="" id="21" name="Picture"/>
+                  <wp:docPr descr="" title="" id="10" name="Picture"/>
                   <a:graphic>
                     <a:graphicData uri="http://schemas.openxmlformats.org/drawingml/2006/picture">
                       <pic:pic>
                         <pic:nvPicPr>
-                          <pic:cNvPr descr="C:\Users\ben\scoop\apps\quarto\current\share\formats\docx\note.png" id="22" name="Picture"/>
+                          <pic:cNvPr descr="C:\Users\bmhja\scoop\apps\quarto\current\share\formats\docx\note.png" id="11" name="Picture"/>
                           <pic:cNvPicPr>
                             <a:picLocks noChangeArrowheads="1" noChangeAspect="1"/>
                           </pic:cNvPicPr>
                         </pic:nvPicPr>
                         <pic:blipFill>
-                          <a:blip r:embed="rId20"/>
+                          <a:blip r:embed="rId9"/>
                           <a:stretch>
                             <a:fillRect/>
                           </a:stretch>
@@ -216,7 +216,7 @@
             <w:r>
               <w:t xml:space="preserve"> </w:t>
             </w:r>
-            <w:hyperlink r:id="rId23">
+            <w:hyperlink r:id="rId12">
               <w:r>
                 <w:rPr>
                   <w:rStyle w:val="Hyperlink"/>
@@ -232,7 +232,7 @@
         </w:tc>
       </w:tr>
     </w:tbl>
-    <w:bookmarkStart w:id="24" w:name="introduction"/>
+    <w:bookmarkStart w:id="13" w:name="introduction"/>
     <w:p>
       <w:pPr>
         <w:pStyle w:val="Heading1"/>
@@ -556,16 +556,7 @@
         <w:t xml:space="preserve">)</w:t>
       </w:r>
       <w:r>
-        <w:t xml:space="preserve">; others have highlighted the unique experience of those convicted when already elderly, for whom the sentence can seem</w:t>
-      </w:r>
-      <w:r>
-        <w:t xml:space="preserve"> </w:t>
-      </w:r>
-      <w:r>
-        <w:t xml:space="preserve">‘catastrophic’</w:t>
-      </w:r>
-      <w:r>
-        <w:t xml:space="preserve">, offering little but the pains of deprivation and the probability of death in prison</w:t>
+        <w:t xml:space="preserve">; others have highlighted the unique experience of those convicted when already elderly, for whom the sentence can seem ‘catastrophic’, offering little but the pains of deprivation and the probability of death in prison</w:t>
       </w:r>
       <w:r>
         <w:t xml:space="preserve"> </w:t>
@@ -585,16 +576,7 @@
         <w:t xml:space="preserve">)</w:t>
       </w:r>
       <w:r>
-        <w:t xml:space="preserve">. Studies in this literature, however, tend to focus on people already at an advanced age when imprisoned, and shed little light on the experience of life sentences starting in what is known as</w:t>
-      </w:r>
-      <w:r>
-        <w:t xml:space="preserve"> </w:t>
-      </w:r>
-      <w:r>
-        <w:t xml:space="preserve">‘middle age’</w:t>
-      </w:r>
-      <w:r>
-        <w:t xml:space="preserve">. The question of how prison adaptation might be distinctive for people convicted as mature adults, and ageing in prison, has not yet been answered empirically, particularly within the context of serving a life sentence.</w:t>
+        <w:t xml:space="preserve">. Studies in this literature, however, tend to focus on people already at an advanced age when imprisoned, and shed little light on the experience of life sentences starting in what is known as ‘middle age’. The question of how prison adaptation might be distinctive for people convicted as mature adults, and ageing in prison, has not yet been answered empirically, particularly within the context of serving a life sentence.</w:t>
       </w:r>
     </w:p>
     <w:p>
@@ -602,111 +584,96 @@
         <w:pStyle w:val="BodyText"/>
       </w:pPr>
       <w:r>
-        <w:t xml:space="preserve">Drawing on interviews with men in three English prisons, this paper responds to this by describing the experiences and adaptive thinking of those sentenced to life imprisonment in mature adulthood. It suggests that men convicted at this point in the life course adapt to the prison regime quickly and pragmatically, compared to younger people described in previous research. However, the way in which they assume moral responsibility for their offences differs: their accounts of the index offence are often justificatory, sometimes victim-blaming, and seem to have gone unchallenged. They are also less motivated to imagine and work towards the future, and more inclined to</w:t>
-      </w:r>
-      <w:r>
-        <w:t xml:space="preserve"> </w:t>
-      </w:r>
-      <w:r>
-        <w:t xml:space="preserve">‘live in the past’</w:t>
+        <w:t xml:space="preserve">Drawing on interviews with men in three English prisons, this paper responds to this by describing the experiences and adaptive thinking of those sentenced to life imprisonment in mature adulthood. It suggests that men convicted at this point in the life course adapt to the prison regime quickly and pragmatically, compared to younger people described in previous research. However, the way in which they assume moral responsibility for their offences differs: their accounts of the index offence are often justificatory, sometimes victim-blaming, and seem to have gone unchallenged. They are also less motivated to imagine and work towards the future, and more inclined to ‘live in the past’.</w:t>
+      </w:r>
+    </w:p>
+    <w:p>
+      <w:pPr>
+        <w:pStyle w:val="BodyText"/>
+      </w:pPr>
+      <w:r>
+        <w:t xml:space="preserve">These findings add nuance to recent findings in prison sociology about adaptation to very long sentences. The paper concludes by identifying some implications for policy and practice relating to this population.</w:t>
+      </w:r>
+    </w:p>
+    <w:bookmarkEnd w:id="13"/>
+    <w:bookmarkStart w:id="17" w:name="details-of-the-research"/>
+    <w:p>
+      <w:pPr>
+        <w:pStyle w:val="Heading1"/>
+      </w:pPr>
+      <w:r>
+        <w:t xml:space="preserve">Details of the research</w:t>
+      </w:r>
+    </w:p>
+    <w:p>
+      <w:pPr>
+        <w:pStyle w:val="FirstParagraph"/>
+      </w:pPr>
+      <w:r>
+        <w:t xml:space="preserve">Fieldwork was conducted in England between 2017 and early 2020. In total, sixty-six men serving mandatory life sentences</w:t>
+      </w:r>
+      <w:r>
+        <w:rPr>
+          <w:rStyle w:val="FootnoteReference"/>
+        </w:rPr>
+        <w:footnoteReference w:id="14"/>
+      </w:r>
+      <w:r>
+        <w:t xml:space="preserve"> </w:t>
+      </w:r>
+      <w:r>
+        <w:t xml:space="preserve">participated in semi-structured interviews covering life before prison, events leading to the conviction, and prison experiences. Prison records were also consulted (with interviewees’ consent) to contextualise the interviews. A strong focus throughout the interviews was on participants’ ‘ethical lives’</w:t>
+      </w:r>
+      <w:r>
+        <w:t xml:space="preserve"> </w:t>
+      </w:r>
+      <w:r>
+        <w:t xml:space="preserve">(That is, their views on how they ought to live and who they ought to become, given the interplay of their own social position and their understanding of how they will be perceived by others. See</w:t>
+      </w:r>
+      <w:r>
+        <w:t xml:space="preserve"> </w:t>
+      </w:r>
+      <w:hyperlink w:anchor="ref-keaneEthicalLifeIts2016">
+        <w:r>
+          <w:rPr>
+            <w:rStyle w:val="Hyperlink"/>
+          </w:rPr>
+          <w:t xml:space="preserve">Keane 2016</w:t>
+        </w:r>
+      </w:hyperlink>
+      <w:r>
+        <w:t xml:space="preserve">)</w:t>
       </w:r>
       <w:r>
         <w:t xml:space="preserve">.</w:t>
       </w:r>
+      <w:r>
+        <w:rPr>
+          <w:rStyle w:val="FootnoteReference"/>
+        </w:rPr>
+        <w:footnoteReference w:id="15"/>
+      </w:r>
     </w:p>
     <w:p>
       <w:pPr>
         <w:pStyle w:val="BodyText"/>
       </w:pPr>
       <w:r>
-        <w:t xml:space="preserve">These findings add nuance to recent findings in prison sociology about adaptation to very long sentences. The paper concludes by identifying some implications for policy and practice relating to this population.</w:t>
-      </w:r>
-    </w:p>
-    <w:bookmarkEnd w:id="24"/>
-    <w:bookmarkStart w:id="28" w:name="details-of-the-research"/>
-    <w:p>
-      <w:pPr>
-        <w:pStyle w:val="Heading1"/>
-      </w:pPr>
-      <w:r>
-        <w:t xml:space="preserve">Details of the research</w:t>
-      </w:r>
-    </w:p>
-    <w:p>
-      <w:pPr>
-        <w:pStyle w:val="FirstParagraph"/>
-      </w:pPr>
-      <w:r>
-        <w:t xml:space="preserve">Fieldwork was conducted in England between 2017 and early 2020. In total, sixty-six men serving mandatory life sentences</w:t>
+        <w:t xml:space="preserve">This paper presents an analysis of fifteen of the sixty-six interviews, comprising a subsample of men who had been aged 40 or over when sentenced. Five were held in an open/resettlement prison, and the other ten were in two long-term category-B prisons. They were serving mandatory minimum sentences averaging 17.7 years (s.d. 6.0, ranging from eight to 30 years).</w:t>
+      </w:r>
+    </w:p>
+    <w:p>
+      <w:pPr>
+        <w:pStyle w:val="BodyText"/>
+      </w:pPr>
+      <w:r>
+        <w:t xml:space="preserve">Table 1 presents selected demographic data on the subsample, showing that each sentence stage band comprised approximately a fifth.</w:t>
       </w:r>
       <w:r>
         <w:rPr>
           <w:rStyle w:val="FootnoteReference"/>
         </w:rPr>
-        <w:footnoteReference w:id="25"/>
-      </w:r>
-      <w:r>
-        <w:t xml:space="preserve"> </w:t>
-      </w:r>
-      <w:r>
-        <w:t xml:space="preserve">participated in semi-structured interviews covering life before prison, events leading to the conviction, and prison experiences. Prison records were also consulted (with interviewees’ consent) to contextualise the interviews. A strong focus throughout the interviews was on participants’</w:t>
-      </w:r>
-      <w:r>
-        <w:t xml:space="preserve"> </w:t>
-      </w:r>
-      <w:r>
-        <w:t xml:space="preserve">‘ethical lives’</w:t>
-      </w:r>
-      <w:r>
-        <w:t xml:space="preserve"> </w:t>
-      </w:r>
-      <w:r>
-        <w:t xml:space="preserve">(That is, their views on how they ought to live and who they ought to become, given the interplay of their own social position and their understanding of how they will be perceived by others. See</w:t>
-      </w:r>
-      <w:r>
-        <w:t xml:space="preserve"> </w:t>
-      </w:r>
-      <w:hyperlink w:anchor="ref-keaneEthicalLifeIts2016">
-        <w:r>
-          <w:rPr>
-            <w:rStyle w:val="Hyperlink"/>
-          </w:rPr>
-          <w:t xml:space="preserve">Keane 2016</w:t>
-        </w:r>
-      </w:hyperlink>
-      <w:r>
-        <w:t xml:space="preserve">)</w:t>
-      </w:r>
-      <w:r>
-        <w:t xml:space="preserve">.</w:t>
-      </w:r>
-      <w:r>
-        <w:rPr>
-          <w:rStyle w:val="FootnoteReference"/>
-        </w:rPr>
-        <w:footnoteReference w:id="26"/>
-      </w:r>
-    </w:p>
-    <w:p>
-      <w:pPr>
-        <w:pStyle w:val="BodyText"/>
-      </w:pPr>
-      <w:r>
-        <w:t xml:space="preserve">This paper presents an analysis of fifteen of the sixty-six interviews, comprising a subsample of men who had been aged 40 or over when sentenced. Five were held in an open/resettlement prison, and the other ten were in two long-term category-B prisons. They were serving mandatory minimum sentences averaging 17.7 years (s.d. 6.0, ranging from eight to 30 years).</w:t>
-      </w:r>
-    </w:p>
-    <w:p>
-      <w:pPr>
-        <w:pStyle w:val="BodyText"/>
-      </w:pPr>
-      <w:r>
-        <w:t xml:space="preserve">Table 1 presents selected demographic data on the subsample, showing that each sentence stage band comprised approximately a fifth.</w:t>
-      </w:r>
-      <w:r>
-        <w:rPr>
-          <w:rStyle w:val="FootnoteReference"/>
-        </w:rPr>
-        <w:footnoteReference w:id="27"/>
+        <w:footnoteReference w:id="16"/>
       </w:r>
       <w:r>
         <w:t xml:space="preserve"> </w:t>
@@ -1211,16 +1178,7 @@
         <w:t xml:space="preserve">)</w:t>
       </w:r>
       <w:r>
-        <w:t xml:space="preserve">. But they were heterogeneous in their educational and work backgrounds, with around half having been convicted following lengthy professional or business careers. All were fathers. Crucially, many struggled to think of themselves as</w:t>
-      </w:r>
-      <w:r>
-        <w:t xml:space="preserve"> </w:t>
-      </w:r>
-      <w:r>
-        <w:t xml:space="preserve">‘criminals’</w:t>
-      </w:r>
-      <w:r>
-        <w:t xml:space="preserve">, despite their murder convictions.</w:t>
+        <w:t xml:space="preserve">. But they were heterogeneous in their educational and work backgrounds, with around half having been convicted following lengthy professional or business careers. All were fathers. Crucially, many struggled to think of themselves as ‘criminals’, despite their murder convictions.</w:t>
       </w:r>
     </w:p>
     <w:p>
@@ -1263,8 +1221,8 @@
         <w:t xml:space="preserve">in prison. The analysis sheds light on how moral and existential reflection play out for those with substantial experience of adult life before prison.</w:t>
       </w:r>
     </w:p>
-    <w:bookmarkEnd w:id="28"/>
-    <w:bookmarkStart w:id="40" w:name="findings"/>
+    <w:bookmarkEnd w:id="17"/>
+    <w:bookmarkStart w:id="29" w:name="findings"/>
     <w:p>
       <w:pPr>
         <w:pStyle w:val="Heading1"/>
@@ -1273,7 +1231,7 @@
         <w:t xml:space="preserve">Findings</w:t>
       </w:r>
     </w:p>
-    <w:bookmarkStart w:id="33" w:name="Xfbae3ab00391a09c116da3962f387a534b96709"/>
+    <w:bookmarkStart w:id="22" w:name="Xfbae3ab00391a09c116da3962f387a534b96709"/>
     <w:p>
       <w:pPr>
         <w:pStyle w:val="Heading2"/>
@@ -1287,52 +1245,7 @@
         <w:pStyle w:val="FirstParagraph"/>
       </w:pPr>
       <w:r>
-        <w:t xml:space="preserve">The six men in the</w:t>
-      </w:r>
-      <w:r>
-        <w:t xml:space="preserve"> </w:t>
-      </w:r>
-      <w:r>
-        <w:t xml:space="preserve">‘very early’</w:t>
-      </w:r>
-      <w:r>
-        <w:t xml:space="preserve"> </w:t>
-      </w:r>
-      <w:r>
-        <w:t xml:space="preserve">and</w:t>
-      </w:r>
-      <w:r>
-        <w:t xml:space="preserve"> </w:t>
-      </w:r>
-      <w:r>
-        <w:t xml:space="preserve">‘early’</w:t>
-      </w:r>
-      <w:r>
-        <w:t xml:space="preserve"> </w:t>
-      </w:r>
-      <w:r>
-        <w:t xml:space="preserve">stages of the sentence (four of whom were in prison for the first time) alluded to experiences of</w:t>
-      </w:r>
-      <w:r>
-        <w:t xml:space="preserve"> </w:t>
-      </w:r>
-      <w:r>
-        <w:t xml:space="preserve">‘entry shock’</w:t>
-      </w:r>
-      <w:r>
-        <w:t xml:space="preserve">. However, they did so in terms suggesting neither the</w:t>
-      </w:r>
-      <w:r>
-        <w:t xml:space="preserve"> </w:t>
-      </w:r>
-      <w:r>
-        <w:t xml:space="preserve">‘catastrophic’</w:t>
-      </w:r>
-      <w:r>
-        <w:t xml:space="preserve"> </w:t>
-      </w:r>
-      <w:r>
-        <w:t xml:space="preserve">loss of selfhood evident among people sentenced when much older</w:t>
+        <w:t xml:space="preserve">The six men in the ‘very early’ and ‘early’ stages of the sentence (four of whom were in prison for the first time) alluded to experiences of ‘entry shock’. However, they did so in terms suggesting neither the ‘catastrophic’ loss of selfhood evident among people sentenced when much older</w:t>
       </w:r>
       <w:r>
         <w:t xml:space="preserve"> </w:t>
@@ -1358,7 +1271,7 @@
         <w:rPr>
           <w:rStyle w:val="FootnoteReference"/>
         </w:rPr>
-        <w:footnoteReference w:id="29"/>
+        <w:footnoteReference w:id="18"/>
       </w:r>
       <w:r>
         <w:t xml:space="preserve"> </w:t>
@@ -1372,31 +1285,7 @@
         <w:pStyle w:val="BodyText"/>
       </w:pPr>
       <w:r>
-        <w:t xml:space="preserve">Their accounts of the legal process and of the conviction itself differed strikingly from the emphatic picture of</w:t>
-      </w:r>
-      <w:r>
-        <w:t xml:space="preserve"> </w:t>
-      </w:r>
-      <w:r>
-        <w:t xml:space="preserve">‘despair and disbelief’</w:t>
-      </w:r>
-      <w:r>
-        <w:t xml:space="preserve"> </w:t>
-      </w:r>
-      <w:r>
-        <w:t xml:space="preserve">and</w:t>
-      </w:r>
-      <w:r>
-        <w:t xml:space="preserve"> </w:t>
-      </w:r>
-      <w:r>
-        <w:t xml:space="preserve">‘temporary moral suspension’</w:t>
-      </w:r>
-      <w:r>
-        <w:t xml:space="preserve"> </w:t>
-      </w:r>
-      <w:r>
-        <w:t xml:space="preserve">found by</w:t>
+        <w:t xml:space="preserve">Their accounts of the legal process and of the conviction itself differed strikingly from the emphatic picture of ‘despair and disbelief’ and ‘temporary moral suspension’ found by</w:t>
       </w:r>
       <w:r>
         <w:t xml:space="preserve"> </w:t>
@@ -1441,7 +1330,7 @@
         <w:rPr>
           <w:rStyle w:val="FootnoteReference"/>
         </w:rPr>
-        <w:footnoteReference w:id="30"/>
+        <w:footnoteReference w:id="19"/>
       </w:r>
       <w:r>
         <w:t xml:space="preserve"> </w:t>
@@ -1453,7 +1342,7 @@
         <w:rPr>
           <w:rStyle w:val="FootnoteReference"/>
         </w:rPr>
-        <w:footnoteReference w:id="31"/>
+        <w:footnoteReference w:id="20"/>
       </w:r>
     </w:p>
     <w:p>
@@ -1461,16 +1350,7 @@
         <w:pStyle w:val="BlockText"/>
       </w:pPr>
       <w:r>
-        <w:t xml:space="preserve">I hate myself for it. And [I] still think,</w:t>
-      </w:r>
-      <w:r>
-        <w:t xml:space="preserve"> </w:t>
-      </w:r>
-      <w:r>
-        <w:t xml:space="preserve">‘Hang me, or needle, or whatever they want to do’</w:t>
-      </w:r>
-      <w:r>
-        <w:t xml:space="preserve">. Because I still feel they should have took my life because I took his life.</w:t>
+        <w:t xml:space="preserve">I hate myself for it. And [I] still think, ‘Hang me, or needle, or whatever they want to do’. Because I still feel they should have took my life because I took his life.</w:t>
       </w:r>
     </w:p>
     <w:p>
@@ -1492,7 +1372,7 @@
         <w:rPr>
           <w:rStyle w:val="FootnoteReference"/>
         </w:rPr>
-        <w:footnoteReference w:id="32"/>
+        <w:footnoteReference w:id="21"/>
       </w:r>
     </w:p>
     <w:p>
@@ -1508,19 +1388,7 @@
         <w:pStyle w:val="FirstParagraph"/>
       </w:pPr>
       <w:r>
-        <w:t xml:space="preserve">The underlying sentiment in the last two quotes was widespread: the sentence was there to be got on with. If they complained, most did so about aspects of prison life, not the sentence itself. They apparently felt little of the despair and</w:t>
-      </w:r>
-      <w:r>
-        <w:t xml:space="preserve"> </w:t>
-      </w:r>
-      <w:r>
-        <w:t xml:space="preserve">‘temporal vertigo’</w:t>
-      </w:r>
-      <w:r>
-        <w:t xml:space="preserve"> </w:t>
-      </w:r>
-      <w:r>
-        <w:t xml:space="preserve">of younger lifers but were able to conceptualise what were still very long sentences by drawing on their own biographies</w:t>
+        <w:t xml:space="preserve">The underlying sentiment in the last two quotes was widespread: the sentence was there to be got on with. If they complained, most did so about aspects of prison life, not the sentence itself. They apparently felt little of the despair and ‘temporal vertigo’ of younger lifers but were able to conceptualise what were still very long sentences by drawing on their own biographies</w:t>
       </w:r>
       <w:r>
         <w:t xml:space="preserve"> </w:t>
@@ -1589,29 +1457,11 @@
         <w:t xml:space="preserve"> </w:t>
       </w:r>
       <w:r>
-        <w:t xml:space="preserve">short- to medium-sentenced</w:t>
-      </w:r>
-      <w:r>
-        <w:t xml:space="preserve"> </w:t>
-      </w:r>
-      <w:r>
-        <w:t xml:space="preserve">‘pragmatists’</w:t>
-      </w:r>
-      <w:r>
-        <w:t xml:space="preserve">, in that most appeared</w:t>
-      </w:r>
-      <w:r>
-        <w:t xml:space="preserve"> </w:t>
-      </w:r>
-      <w:r>
-        <w:t xml:space="preserve">‘not [to] dwell on their moral status or the legitimacy of their predicament’</w:t>
-      </w:r>
-      <w:r>
-        <w:t xml:space="preserve">, but instead simply got on with the sentence.</w:t>
-      </w:r>
-    </w:p>
-    <w:bookmarkEnd w:id="33"/>
-    <w:bookmarkStart w:id="34" w:name="strategising-progression"/>
+        <w:t xml:space="preserve">short- to medium-sentenced ‘pragmatists’, in that most appeared ‘not [to] dwell on their moral status or the legitimacy of their predicament’, but instead simply got on with the sentence.</w:t>
+      </w:r>
+    </w:p>
+    <w:bookmarkEnd w:id="22"/>
+    <w:bookmarkStart w:id="23" w:name="strategising-progression"/>
     <w:p>
       <w:pPr>
         <w:pStyle w:val="Heading2"/>
@@ -1657,19 +1507,7 @@
         <w:pStyle w:val="FirstParagraph"/>
       </w:pPr>
       <w:r>
-        <w:t xml:space="preserve">Several in the in long-term category-B prisons said they were consciously trying to delay</w:t>
-      </w:r>
-      <w:r>
-        <w:t xml:space="preserve"> </w:t>
-      </w:r>
-      <w:r>
-        <w:t xml:space="preserve">‘progressive’</w:t>
-      </w:r>
-      <w:r>
-        <w:t xml:space="preserve"> </w:t>
-      </w:r>
-      <w:r>
-        <w:t xml:space="preserve">moves:</w:t>
+        <w:t xml:space="preserve">Several in the in long-term category-B prisons said they were consciously trying to delay ‘progressive’ moves:</w:t>
       </w:r>
     </w:p>
     <w:p>
@@ -1685,43 +1523,7 @@
         <w:pStyle w:val="FirstParagraph"/>
       </w:pPr>
       <w:r>
-        <w:t xml:space="preserve">Pete and others preferred to stay where they were for as long as possible, and one (Alan) who had earned his cat-C very early in the sentence said he was</w:t>
-      </w:r>
-      <w:r>
-        <w:t xml:space="preserve"> </w:t>
-      </w:r>
-      <w:r>
-        <w:t xml:space="preserve">‘livid’</w:t>
-      </w:r>
-      <w:r>
-        <w:t xml:space="preserve"> </w:t>
-      </w:r>
-      <w:r>
-        <w:t xml:space="preserve">about it. Confronting the offence and rehearsing a narrative of</w:t>
-      </w:r>
-      <w:r>
-        <w:t xml:space="preserve"> </w:t>
-      </w:r>
-      <w:r>
-        <w:t xml:space="preserve">‘change’</w:t>
-      </w:r>
-      <w:r>
-        <w:t xml:space="preserve"> </w:t>
-      </w:r>
-      <w:r>
-        <w:t xml:space="preserve">was not often a priority for those with years of their tariff left to serve. They felt little pressure to be more proactive. Category-B regimes afforded them (relatively) more comfortable accommodation and a more conducive regime than they anticipated in</w:t>
-      </w:r>
-      <w:r>
-        <w:t xml:space="preserve"> </w:t>
-      </w:r>
-      <w:r>
-        <w:t xml:space="preserve">‘chaotic’</w:t>
-      </w:r>
-      <w:r>
-        <w:t xml:space="preserve"> </w:t>
-      </w:r>
-      <w:r>
-        <w:t xml:space="preserve">(Pete) category-C prisons. Meanwhile, the same regimes</w:t>
+        <w:t xml:space="preserve">Pete and others preferred to stay where they were for as long as possible, and one (Alan) who had earned his cat-C very early in the sentence said he was ‘livid’ about it. Confronting the offence and rehearsing a narrative of ‘change’ was not often a priority for those with years of their tariff left to serve. They felt little pressure to be more proactive. Category-B regimes afforded them (relatively) more comfortable accommodation and a more conducive regime than they anticipated in ‘chaotic’ (Pete) category-C prisons. Meanwhile, the same regimes</w:t>
       </w:r>
       <w:r>
         <w:t xml:space="preserve"> </w:t>
@@ -1750,8 +1552,8 @@
         <w:t xml:space="preserve">their view of themselves as morally worthy agents, by requiring simply that they work (which they did willingly and often in coveted roles) and comply (which they did easily).</w:t>
       </w:r>
     </w:p>
-    <w:bookmarkEnd w:id="34"/>
-    <w:bookmarkStart w:id="39" w:name="Xb557ab5be8eff06d4b1b4219e620fab8d8587e2"/>
+    <w:bookmarkEnd w:id="23"/>
+    <w:bookmarkStart w:id="28" w:name="Xb557ab5be8eff06d4b1b4219e620fab8d8587e2"/>
     <w:p>
       <w:pPr>
         <w:pStyle w:val="Heading2"/>
@@ -1765,28 +1567,7 @@
         <w:pStyle w:val="FirstParagraph"/>
       </w:pPr>
       <w:r>
-        <w:t xml:space="preserve">The men had contrasting attitudes to risk, change, and progression, falling into two broad ideal-type groups. These are summarised in Table 2 (below). Both groups brought their substantial life experience before prison into play when discussing how their conviction had affected their self-identity, but they emphasised different aspects of those experiences. One group, whose public attitude to the offence was broadly to minimise it as a</w:t>
-      </w:r>
-      <w:r>
-        <w:t xml:space="preserve"> </w:t>
-      </w:r>
-      <w:r>
-        <w:t xml:space="preserve">‘mistake’</w:t>
-      </w:r>
-      <w:r>
-        <w:t xml:space="preserve">, highlighted aspects of their lives which were mostly irrelevant to their offending, but which suggested their</w:t>
-      </w:r>
-      <w:r>
-        <w:t xml:space="preserve"> </w:t>
-      </w:r>
-      <w:r>
-        <w:t xml:space="preserve">‘real’</w:t>
-      </w:r>
-      <w:r>
-        <w:t xml:space="preserve"> </w:t>
-      </w:r>
-      <w:r>
-        <w:t xml:space="preserve">moral status as good, if flawed, people. Another group, whose public attitude to the offence more openly dwelled on guilt, shame, regret, or remorse, pointed to patterns of behaviour in their past lives which, in their view, had eventually culminated in the offence. Both attitudes situated the speaker as a morally decent person, but they differed in how far they acknowledged the offence as morally relevant.</w:t>
+        <w:t xml:space="preserve">The men had contrasting attitudes to risk, change, and progression, falling into two broad ideal-type groups. These are summarised in Table 2 (below). Both groups brought their substantial life experience before prison into play when discussing how their conviction had affected their self-identity, but they emphasised different aspects of those experiences. One group, whose public attitude to the offence was broadly to minimise it as a ‘mistake’, highlighted aspects of their lives which were mostly irrelevant to their offending, but which suggested their ‘real’ moral status as good, if flawed, people. Another group, whose public attitude to the offence more openly dwelled on guilt, shame, regret, or remorse, pointed to patterns of behaviour in their past lives which, in their view, had eventually culminated in the offence. Both attitudes situated the speaker as a morally decent person, but they differed in how far they acknowledged the offence as morally relevant.</w:t>
       </w:r>
     </w:p>
     <w:tbl>
@@ -1870,19 +1651,7 @@
               <w:jc w:val="center"/>
             </w:pPr>
             <w:r>
-              <w:t xml:space="preserve">An aberration, discontinuous with the</w:t>
-            </w:r>
-            <w:r>
-              <w:t xml:space="preserve"> </w:t>
-            </w:r>
-            <w:r>
-              <w:t xml:space="preserve">‘true self’</w:t>
-            </w:r>
-            <w:r>
-              <w:t xml:space="preserve"> </w:t>
-            </w:r>
-            <w:r>
-              <w:t xml:space="preserve">at the time</w:t>
+              <w:t xml:space="preserve">An aberration, discontinuous with the ‘true self’ at the time</w:t>
             </w:r>
           </w:p>
         </w:tc>
@@ -1894,19 +1663,7 @@
               <w:jc w:val="center"/>
             </w:pPr>
             <w:r>
-              <w:t xml:space="preserve">A culmination, continuous with the</w:t>
-            </w:r>
-            <w:r>
-              <w:t xml:space="preserve"> </w:t>
-            </w:r>
-            <w:r>
-              <w:t xml:space="preserve">‘true self’</w:t>
-            </w:r>
-            <w:r>
-              <w:t xml:space="preserve"> </w:t>
-            </w:r>
-            <w:r>
-              <w:t xml:space="preserve">at the time</w:t>
+              <w:t xml:space="preserve">A culmination, continuous with the ‘true self’ at the time</w:t>
             </w:r>
           </w:p>
         </w:tc>
@@ -2005,13 +1762,7 @@
               <w:jc w:val="center"/>
             </w:pPr>
             <w:r>
-              <w:t xml:space="preserve">Alienation,</w:t>
-            </w:r>
-            <w:r>
-              <w:t xml:space="preserve"> </w:t>
-            </w:r>
-            <w:r>
-              <w:t xml:space="preserve">‘their label’</w:t>
+              <w:t xml:space="preserve">Alienation, ‘their label’</w:t>
             </w:r>
           </w:p>
         </w:tc>
@@ -2023,13 +1774,7 @@
               <w:jc w:val="center"/>
             </w:pPr>
             <w:r>
-              <w:t xml:space="preserve">Recognition,</w:t>
-            </w:r>
-            <w:r>
-              <w:t xml:space="preserve"> </w:t>
-            </w:r>
-            <w:r>
-              <w:t xml:space="preserve">‘my problem’</w:t>
+              <w:t xml:space="preserve">Recognition, ‘my problem’</w:t>
             </w:r>
           </w:p>
         </w:tc>
@@ -2085,61 +1830,7 @@
         <w:pStyle w:val="BodyText"/>
       </w:pPr>
       <w:r>
-        <w:t xml:space="preserve">These ideal types resemble those summarised by other researchers, including the</w:t>
-      </w:r>
-      <w:r>
-        <w:t xml:space="preserve"> </w:t>
-      </w:r>
-      <w:r>
-        <w:t xml:space="preserve">‘good person who made a mistake’</w:t>
-      </w:r>
-      <w:r>
-        <w:t xml:space="preserve"> </w:t>
-      </w:r>
-      <w:r>
-        <w:t xml:space="preserve">and</w:t>
-      </w:r>
-      <w:r>
-        <w:t xml:space="preserve"> </w:t>
-      </w:r>
-      <w:r>
-        <w:t xml:space="preserve">‘bad person who became good’</w:t>
-      </w:r>
-      <w:r>
-        <w:t xml:space="preserve"> </w:t>
-      </w:r>
-      <w:r>
-        <w:t xml:space="preserve">narratives highlighted among young lifers, and the</w:t>
-      </w:r>
-      <w:r>
-        <w:t xml:space="preserve"> </w:t>
-      </w:r>
-      <w:r>
-        <w:t xml:space="preserve">‘stability’</w:t>
-      </w:r>
-      <w:r>
-        <w:t xml:space="preserve">,</w:t>
-      </w:r>
-      <w:r>
-        <w:t xml:space="preserve"> </w:t>
-      </w:r>
-      <w:r>
-        <w:t xml:space="preserve">‘return’</w:t>
-      </w:r>
-      <w:r>
-        <w:t xml:space="preserve">, and</w:t>
-      </w:r>
-      <w:r>
-        <w:t xml:space="preserve"> </w:t>
-      </w:r>
-      <w:r>
-        <w:t xml:space="preserve">‘elastic’</w:t>
-      </w:r>
-      <w:r>
-        <w:t xml:space="preserve"> </w:t>
-      </w:r>
-      <w:r>
-        <w:t xml:space="preserve">narratives noted by Lois Presser among violent men</w:t>
+        <w:t xml:space="preserve">These ideal types resemble those summarised by other researchers, including the ‘good person who made a mistake’ and ‘bad person who became good’ narratives highlighted among young lifers, and the ‘stability’, ‘return’, and ‘elastic’ narratives noted by Lois Presser among violent men</w:t>
       </w:r>
       <w:r>
         <w:t xml:space="preserve"> </w:t>
@@ -2226,67 +1917,7 @@
         <w:pStyle w:val="FirstParagraph"/>
       </w:pPr>
       <w:r>
-        <w:t xml:space="preserve">They frequently emphasised their moral superiority to other prisoners, but these comparisons were seldom relevant to their index offence(s), nor to a meaningful understanding of risk. Robert exemplified the narrative balancing act this involved. He declared he had</w:t>
-      </w:r>
-      <w:r>
-        <w:t xml:space="preserve"> </w:t>
-      </w:r>
-      <w:r>
-        <w:t xml:space="preserve">‘no respect for cons’</w:t>
-      </w:r>
-      <w:r>
-        <w:t xml:space="preserve"> </w:t>
-      </w:r>
-      <w:r>
-        <w:t xml:space="preserve">but had nonetheless been</w:t>
-      </w:r>
-      <w:r>
-        <w:t xml:space="preserve"> </w:t>
-      </w:r>
-      <w:r>
-        <w:t xml:space="preserve">‘an arsehole’</w:t>
-      </w:r>
-      <w:r>
-        <w:t xml:space="preserve"> </w:t>
-      </w:r>
-      <w:r>
-        <w:t xml:space="preserve">before prison. He declared,</w:t>
-      </w:r>
-      <w:r>
-        <w:t xml:space="preserve"> </w:t>
-      </w:r>
-      <w:r>
-        <w:t xml:space="preserve">‘if I was a judge, I would have been harder on me than he was’</w:t>
-      </w:r>
-      <w:r>
-        <w:t xml:space="preserve">. But he emphasised that his</w:t>
-      </w:r>
-      <w:r>
-        <w:t xml:space="preserve"> </w:t>
-      </w:r>
-      <w:r>
-        <w:t xml:space="preserve">‘wild’</w:t>
-      </w:r>
-      <w:r>
-        <w:t xml:space="preserve"> </w:t>
-      </w:r>
-      <w:r>
-        <w:t xml:space="preserve">lifestyle had been paid for by lawful earnings and wealth. Paradoxically, he judged himself more harshly for his past conduct in intimate relationships than for murdering the victim (</w:t>
-      </w:r>
-      <w:r>
-        <w:t xml:space="preserve">‘a cunt’</w:t>
-      </w:r>
-      <w:r>
-        <w:t xml:space="preserve">) whose provocations Robert said had caused the offence. The conviction had not erased his sense of social status in relation to other prisoners (who he derided as</w:t>
-      </w:r>
-      <w:r>
-        <w:t xml:space="preserve"> </w:t>
-      </w:r>
-      <w:r>
-        <w:t xml:space="preserve">‘scum’</w:t>
-      </w:r>
-      <w:r>
-        <w:t xml:space="preserve">). Others were readier to admit to feelings of remorse, but crucially not to profess these publicly: Gerald, for example, insisted they were a matter between him and God.</w:t>
+        <w:t xml:space="preserve">They frequently emphasised their moral superiority to other prisoners, but these comparisons were seldom relevant to their index offence(s), nor to a meaningful understanding of risk. Robert exemplified the narrative balancing act this involved. He declared he had ‘no respect for cons’ but had nonetheless been ‘an arsehole’ before prison. He declared, ‘if I was a judge, I would have been harder on me than he was’. But he emphasised that his ‘wild’ lifestyle had been paid for by lawful earnings and wealth. Paradoxically, he judged himself more harshly for his past conduct in intimate relationships than for murdering the victim (‘a cunt’) whose provocations Robert said had caused the offence. The conviction had not erased his sense of social status in relation to other prisoners (who he derided as ‘scum’). Others were readier to admit to feelings of remorse, but crucially not to profess these publicly: Gerald, for example, insisted they were a matter between him and God.</w:t>
       </w:r>
     </w:p>
     <w:p>
@@ -2294,13 +1925,7 @@
         <w:pStyle w:val="BodyText"/>
       </w:pPr>
       <w:r>
-        <w:t xml:space="preserve">For Group 1, the conviction and sentence were neither a</w:t>
-      </w:r>
-      <w:r>
-        <w:t xml:space="preserve"> </w:t>
-      </w:r>
-      <w:r>
-        <w:t xml:space="preserve">‘catastrophe’</w:t>
+        <w:t xml:space="preserve">For Group 1, the conviction and sentence were neither a ‘catastrophe’</w:t>
       </w:r>
       <w:r>
         <w:t xml:space="preserve"> </w:t>
@@ -2366,82 +1991,25 @@
         <w:t xml:space="preserve">)</w:t>
       </w:r>
       <w:r>
-        <w:t xml:space="preserve">. Life before prison remained a significant discursive resource, not an overwhelmingly painful absence. Memories of it, and comparisons with other (mostly younger) prisoners, reassured these men that they were not the</w:t>
-      </w:r>
-      <w:r>
-        <w:t xml:space="preserve"> </w:t>
-      </w:r>
-      <w:r>
-        <w:t xml:space="preserve">‘real’</w:t>
-      </w:r>
-      <w:r>
-        <w:t xml:space="preserve"> </w:t>
-      </w:r>
-      <w:r>
-        <w:t xml:space="preserve">criminals. It followed that most questioned the idea that they had reformative work to do, by reducing risk or changing their characters. Their scepticism about risk reduction, at least, was not groundless: ten men in the subsample had</w:t>
-      </w:r>
-      <w:r>
-        <w:t xml:space="preserve"> </w:t>
-      </w:r>
-      <w:r>
-        <w:t xml:space="preserve">‘low’</w:t>
-      </w:r>
-      <w:r>
-        <w:t xml:space="preserve"> </w:t>
-      </w:r>
-      <w:r>
-        <w:t xml:space="preserve">actuarial risk scores across the board</w:t>
+        <w:t xml:space="preserve">. Life before prison remained a significant discursive resource, not an overwhelmingly painful absence. Memories of it, and comparisons with other (mostly younger) prisoners, reassured these men that they were not the ‘real’ criminals. It followed that most questioned the idea that they had reformative work to do, by reducing risk or changing their characters. Their scepticism about risk reduction, at least, was not groundless: ten men in the subsample had ‘low’ actuarial risk scores across the board</w:t>
       </w:r>
       <w:r>
         <w:rPr>
           <w:rStyle w:val="FootnoteReference"/>
         </w:rPr>
-        <w:footnoteReference w:id="35"/>
-      </w:r>
-      <w:r>
-        <w:t xml:space="preserve"> </w:t>
-      </w:r>
-      <w:r>
-        <w:t xml:space="preserve">and none scored</w:t>
-      </w:r>
-      <w:r>
-        <w:t xml:space="preserve"> </w:t>
-      </w:r>
-      <w:r>
-        <w:t xml:space="preserve">‘high’</w:t>
-      </w:r>
-      <w:r>
-        <w:t xml:space="preserve">. In Risk of Serious Harm assessments, only one posed more than a</w:t>
-      </w:r>
-      <w:r>
-        <w:t xml:space="preserve"> </w:t>
-      </w:r>
-      <w:r>
-        <w:t xml:space="preserve">‘low’</w:t>
-      </w:r>
-      <w:r>
-        <w:t xml:space="preserve"> </w:t>
-      </w:r>
-      <w:r>
-        <w:t xml:space="preserve">risk to any group in custody, although all fifteen were expected to pose at least a</w:t>
-      </w:r>
-      <w:r>
-        <w:t xml:space="preserve"> </w:t>
-      </w:r>
-      <w:r>
-        <w:t xml:space="preserve">‘medium’</w:t>
-      </w:r>
-      <w:r>
-        <w:t xml:space="preserve"> </w:t>
-      </w:r>
-      <w:r>
-        <w:t xml:space="preserve">risk to at least one group in the community.</w:t>
+        <w:footnoteReference w:id="24"/>
+      </w:r>
+      <w:r>
+        <w:t xml:space="preserve"> </w:t>
+      </w:r>
+      <w:r>
+        <w:t xml:space="preserve">and none scored ‘high’. In Risk of Serious Harm assessments, only one posed more than a ‘low’ risk to any group in custody, although all fifteen were expected to pose at least a ‘medium’ risk to at least one group in the community.</w:t>
       </w:r>
       <w:r>
         <w:rPr>
           <w:rStyle w:val="FootnoteReference"/>
         </w:rPr>
-        <w:footnoteReference w:id="36"/>
+        <w:footnoteReference w:id="25"/>
       </w:r>
     </w:p>
     <w:p>
@@ -2475,7 +2043,7 @@
         <w:rPr>
           <w:rStyle w:val="FootnoteReference"/>
         </w:rPr>
-        <w:footnoteReference w:id="37"/>
+        <w:footnoteReference w:id="26"/>
       </w:r>
       <w:r>
         <w:t xml:space="preserve"> </w:t>
@@ -2519,7 +2087,7 @@
         <w:rPr>
           <w:rStyle w:val="FootnoteReference"/>
         </w:rPr>
-        <w:footnoteReference w:id="38"/>
+        <w:footnoteReference w:id="27"/>
       </w:r>
     </w:p>
     <w:p>
@@ -2527,49 +2095,7 @@
         <w:pStyle w:val="BodyText"/>
       </w:pPr>
       <w:r>
-        <w:t xml:space="preserve">To Group 1, others who displayed</w:t>
-      </w:r>
-      <w:r>
-        <w:t xml:space="preserve"> </w:t>
-      </w:r>
-      <w:r>
-        <w:t xml:space="preserve">‘appalling’</w:t>
-      </w:r>
-      <w:r>
-        <w:t xml:space="preserve"> </w:t>
-      </w:r>
-      <w:r>
-        <w:t xml:space="preserve">(Gerald) conduct in prison seemed to be the</w:t>
-      </w:r>
-      <w:r>
-        <w:t xml:space="preserve"> </w:t>
-      </w:r>
-      <w:r>
-        <w:t xml:space="preserve">‘real’</w:t>
-      </w:r>
-      <w:r>
-        <w:t xml:space="preserve"> </w:t>
-      </w:r>
-      <w:r>
-        <w:t xml:space="preserve">criminals (and far</w:t>
-      </w:r>
-      <w:r>
-        <w:t xml:space="preserve"> </w:t>
-      </w:r>
-      <w:r>
-        <w:t xml:space="preserve">‘riskier’</w:t>
-      </w:r>
-      <w:r>
-        <w:t xml:space="preserve">). Group 1 framed their index offences as discontinuous with patterns in their longer-term behaviour. They were compliant and</w:t>
-      </w:r>
-      <w:r>
-        <w:t xml:space="preserve"> </w:t>
-      </w:r>
-      <w:r>
-        <w:t xml:space="preserve">‘low risk’</w:t>
-      </w:r>
-      <w:r>
-        <w:t xml:space="preserve">, and therefore also a low priority for intervention, so they were hardly pushed to search for such patterns. Their claim, then, was not that murder had been justified, nor exactly that they were not responsible, but that it</w:t>
+        <w:t xml:space="preserve">To Group 1, others who displayed ‘appalling’ (Gerald) conduct in prison seemed to be the ‘real’ criminals (and far ‘riskier’). Group 1 framed their index offences as discontinuous with patterns in their longer-term behaviour. They were compliant and ‘low risk’, and therefore also a low priority for intervention, so they were hardly pushed to search for such patterns. Their claim, then, was not that murder had been justified, nor exactly that they were not responsible, but that it</w:t>
       </w:r>
       <w:r>
         <w:t xml:space="preserve"> </w:t>
@@ -2592,16 +2118,7 @@
         <w:t xml:space="preserve">morally contaminate them</w:t>
       </w:r>
       <w:r>
-        <w:t xml:space="preserve">. Thus, it seemed to them, they required no rehabilitation. The offence had been a mistake, they already knew right from wrong, and stoic endurance of the penalty—</w:t>
-      </w:r>
-      <w:r>
-        <w:t xml:space="preserve">‘suck[ing] it up’</w:t>
-      </w:r>
-      <w:r>
-        <w:t xml:space="preserve"> </w:t>
-      </w:r>
-      <w:r>
-        <w:t xml:space="preserve">(Robert)—was the extent of the moral obligation that punishment imposed.</w:t>
+        <w:t xml:space="preserve">. Thus, it seemed to them, they required no rehabilitation. The offence had been a mistake, they already knew right from wrong, and stoic endurance of the penalty—‘suck[ing] it up’ (Robert)—was the extent of the moral obligation that punishment imposed.</w:t>
       </w:r>
     </w:p>
     <w:p>
@@ -2649,28 +2166,7 @@
         <w:pStyle w:val="BlockText"/>
       </w:pPr>
       <w:r>
-        <w:t xml:space="preserve">Bells were rung in other relationships where [partners] said […]</w:t>
-      </w:r>
-      <w:r>
-        <w:t xml:space="preserve"> </w:t>
-      </w:r>
-      <w:r>
-        <w:t xml:space="preserve">‘You need to get help’</w:t>
-      </w:r>
-      <w:r>
-        <w:t xml:space="preserve">. [I was] very stubborn, and thinking,</w:t>
-      </w:r>
-      <w:r>
-        <w:t xml:space="preserve"> </w:t>
-      </w:r>
-      <w:r>
-        <w:t xml:space="preserve">‘well, there’s nothing wrong with me, why do [they] keep saying that?’</w:t>
-      </w:r>
-      <w:r>
-        <w:t xml:space="preserve"> </w:t>
-      </w:r>
-      <w:r>
-        <w:t xml:space="preserve">[…] And that’s why I wanted to do [the Kaizen course].</w:t>
+        <w:t xml:space="preserve">Bells were rung in other relationships where [partners] said […] ‘You need to get help’. [I was] very stubborn, and thinking, ‘well, there’s nothing wrong with me, why do [they] keep saying that?’ […] And that’s why I wanted to do [the Kaizen course].</w:t>
       </w:r>
     </w:p>
     <w:p>
@@ -2718,24 +2214,12 @@
         <w:pStyle w:val="BlockText"/>
       </w:pPr>
       <w:r>
-        <w:t xml:space="preserve">If I looked in the mirror and thought,</w:t>
-      </w:r>
-      <w:r>
-        <w:t xml:space="preserve"> </w:t>
-      </w:r>
-      <w:r>
-        <w:t xml:space="preserve">“twenty years ago you would have done [i.e. assaulted] that geezer…”</w:t>
-      </w:r>
-      <w:r>
-        <w:t xml:space="preserve"> </w:t>
-      </w:r>
-      <w:r>
-        <w:t xml:space="preserve">You’ve got to do what you’ve got to do […] [But] if I have an argument now […] I go all faint, I can’t get my breath. It’s terrible […] if someone says something, I still can’t help giving it back […] Even though I know I can’t back it up no more. (Terry)</w:t>
-      </w:r>
-    </w:p>
-    <w:bookmarkEnd w:id="39"/>
-    <w:bookmarkEnd w:id="40"/>
-    <w:bookmarkStart w:id="42" w:name="concluding-comments"/>
+        <w:t xml:space="preserve">If I looked in the mirror and thought, “twenty years ago you would have done [i.e. assaulted] that geezer…” You’ve got to do what you’ve got to do […] [But] if I have an argument now […] I go all faint, I can’t get my breath. It’s terrible […] if someone says something, I still can’t help giving it back […] Even though I know I can’t back it up no more. (Terry)</w:t>
+      </w:r>
+    </w:p>
+    <w:bookmarkEnd w:id="28"/>
+    <w:bookmarkEnd w:id="29"/>
+    <w:bookmarkStart w:id="31" w:name="concluding-comments"/>
     <w:p>
       <w:pPr>
         <w:pStyle w:val="Heading1"/>
@@ -2789,31 +2273,7 @@
         <w:t xml:space="preserve"> </w:t>
       </w:r>
       <w:r>
-        <w:t xml:space="preserve">to people in the community, meanwhile, was generally similar to that of their younger peers. But crucially, their assessed risk of seriously harming others in custody was generally much lower. Put differently, they appeared (both to themselves and to prison staff) less</w:t>
-      </w:r>
-      <w:r>
-        <w:t xml:space="preserve"> </w:t>
-      </w:r>
-      <w:r>
-        <w:t xml:space="preserve">‘risky’</w:t>
-      </w:r>
-      <w:r>
-        <w:t xml:space="preserve"> </w:t>
-      </w:r>
-      <w:r>
-        <w:t xml:space="preserve">than their younger peers in prison, where the situational preconditions of their violence (e.g., familial disputes, troubles in intimate relationships) were largely absent. They were compliant, saw the expectation to work as legitimate, and were trusted by staff. If, as they claimed, they were less involved in the informal economy, then they would be less affected by the relationships of debt and obligation that beset other prisoners and drove prisoner-on-prisoner victimisation, at least at the category-B sites. And their sentence plans demanded little of them beyond continued compliance: maintain Enhanced status, remain employed, avoid adjudications, and so on). This posed them few challenges. Their encounters with alternative official framings of their offences and their selfhood were shallow and infrequent, and thus their opportunities to demonstrate</w:t>
-      </w:r>
-      <w:r>
-        <w:t xml:space="preserve"> </w:t>
-      </w:r>
-      <w:r>
-        <w:t xml:space="preserve">‘change’</w:t>
-      </w:r>
-      <w:r>
-        <w:t xml:space="preserve"> </w:t>
-      </w:r>
-      <w:r>
-        <w:t xml:space="preserve">were limited.</w:t>
+        <w:t xml:space="preserve">to people in the community, meanwhile, was generally similar to that of their younger peers. But crucially, their assessed risk of seriously harming others in custody was generally much lower. Put differently, they appeared (both to themselves and to prison staff) less ‘risky’ than their younger peers in prison, where the situational preconditions of their violence (e.g., familial disputes, troubles in intimate relationships) were largely absent. They were compliant, saw the expectation to work as legitimate, and were trusted by staff. If, as they claimed, they were less involved in the informal economy, then they would be less affected by the relationships of debt and obligation that beset other prisoners and drove prisoner-on-prisoner victimisation, at least at the category-B sites. And their sentence plans demanded little of them beyond continued compliance: maintain Enhanced status, remain employed, avoid adjudications, and so on). This posed them few challenges. Their encounters with alternative official framings of their offences and their selfhood were shallow and infrequent, and thus their opportunities to demonstrate ‘change’ were limited.</w:t>
       </w:r>
     </w:p>
     <w:p>
@@ -2837,79 +2297,19 @@
         <w:t xml:space="preserve"> </w:t>
       </w:r>
       <w:r>
-        <w:t xml:space="preserve">felt remote from the provocations and temptations of prison subcultures—they were</w:t>
-      </w:r>
-      <w:r>
-        <w:t xml:space="preserve"> </w:t>
-      </w:r>
-      <w:r>
-        <w:t xml:space="preserve">“just not interested”</w:t>
-      </w:r>
-      <w:r>
-        <w:t xml:space="preserve"> </w:t>
-      </w:r>
-      <w:r>
-        <w:t xml:space="preserve">(Grant). They felt pains of</w:t>
-      </w:r>
-      <w:r>
-        <w:t xml:space="preserve"> </w:t>
-      </w:r>
-      <w:r>
-        <w:t xml:space="preserve">‘tightness’</w:t>
-      </w:r>
-      <w:r>
-        <w:t xml:space="preserve"> </w:t>
-      </w:r>
-      <w:r>
-        <w:t xml:space="preserve">less keenly,</w:t>
+        <w:t xml:space="preserve">felt remote from the provocations and temptations of prison subcultures—they were “just not interested” (Grant). They felt pains of ‘tightness’ less keenly,</w:t>
       </w:r>
       <w:r>
         <w:rPr>
           <w:rStyle w:val="FootnoteReference"/>
         </w:rPr>
-        <w:footnoteReference w:id="41"/>
-      </w:r>
-      <w:r>
-        <w:t xml:space="preserve"> </w:t>
-      </w:r>
-      <w:r>
-        <w:t xml:space="preserve">since they conformed to prison regimes readily. But they found it painful to have to associate with others they saw as</w:t>
-      </w:r>
-      <w:r>
-        <w:t xml:space="preserve"> </w:t>
-      </w:r>
-      <w:r>
-        <w:t xml:space="preserve">‘real’</w:t>
-      </w:r>
-      <w:r>
-        <w:t xml:space="preserve"> </w:t>
-      </w:r>
-      <w:r>
-        <w:t xml:space="preserve">criminals, and they often felt unclear about what reformative</w:t>
-      </w:r>
-      <w:r>
-        <w:t xml:space="preserve"> </w:t>
-      </w:r>
-      <w:r>
-        <w:t xml:space="preserve">‘change’</w:t>
-      </w:r>
-      <w:r>
-        <w:t xml:space="preserve"> </w:t>
-      </w:r>
-      <w:r>
-        <w:t xml:space="preserve">the prison expected. They aligned themselves with official priorities insofar as they understood what those were, and their conformity was rewarded with good jobs and constructive staff relationships. It was unclear, however, how any of this related to the risks of reconviction or serious harm. And their narratives about the offence would not all play well in parole hearings, where the difficulty of demonstrating behavioural</w:t>
-      </w:r>
-      <w:r>
-        <w:t xml:space="preserve"> </w:t>
-      </w:r>
-      <w:r>
-        <w:t xml:space="preserve">‘change’</w:t>
-      </w:r>
-      <w:r>
-        <w:t xml:space="preserve"> </w:t>
-      </w:r>
-      <w:r>
-        <w:t xml:space="preserve">might also hamper their progress.</w:t>
+        <w:footnoteReference w:id="30"/>
+      </w:r>
+      <w:r>
+        <w:t xml:space="preserve"> </w:t>
+      </w:r>
+      <w:r>
+        <w:t xml:space="preserve">since they conformed to prison regimes readily. But they found it painful to have to associate with others they saw as ‘real’ criminals, and they often felt unclear about what reformative ‘change’ the prison expected. They aligned themselves with official priorities insofar as they understood what those were, and their conformity was rewarded with good jobs and constructive staff relationships. It was unclear, however, how any of this related to the risks of reconviction or serious harm. And their narratives about the offence would not all play well in parole hearings, where the difficulty of demonstrating behavioural ‘change’ might also hamper their progress.</w:t>
       </w:r>
     </w:p>
     <w:p>
@@ -2938,8 +2338,8 @@
         <w:br w:type="page"/>
       </w:r>
     </w:p>
-    <w:bookmarkEnd w:id="42"/>
-    <w:bookmarkStart w:id="68" w:name="references"/>
+    <w:bookmarkEnd w:id="31"/>
+    <w:bookmarkStart w:id="57" w:name="references"/>
     <w:p>
       <w:pPr>
         <w:pStyle w:val="Heading1"/>
@@ -2948,8 +2348,8 @@
         <w:t xml:space="preserve">References</w:t>
       </w:r>
     </w:p>
-    <w:bookmarkStart w:id="67" w:name="refs"/>
-    <w:bookmarkStart w:id="43" w:name="ref-adayOlderPrisonersExperiences2016"/>
+    <w:bookmarkStart w:id="56" w:name="refs"/>
+    <w:bookmarkStart w:id="32" w:name="ref-adayOlderPrisonersExperiences2016"/>
     <w:p>
       <w:pPr>
         <w:pStyle w:val="Bibliography"/>
@@ -2984,8 +2384,8 @@
         <w:t xml:space="preserve">(3), 312–327.</w:t>
       </w:r>
     </w:p>
-    <w:bookmarkEnd w:id="43"/>
-    <w:bookmarkStart w:id="44" w:name="ref-avieliSensePurposeOlder2021"/>
+    <w:bookmarkEnd w:id="32"/>
+    <w:bookmarkStart w:id="33" w:name="ref-avieliSensePurposeOlder2021"/>
     <w:p>
       <w:pPr>
         <w:pStyle w:val="Bibliography"/>
@@ -3007,14 +2407,14 @@
         <w:t xml:space="preserve">.</w:t>
       </w:r>
     </w:p>
-    <w:bookmarkEnd w:id="44"/>
-    <w:bookmarkStart w:id="45" w:name="ref-crawleyOlderMenPrison2005"/>
+    <w:bookmarkEnd w:id="33"/>
+    <w:bookmarkStart w:id="34" w:name="ref-crawleyOlderMenPrison2005"/>
     <w:p>
       <w:pPr>
         <w:pStyle w:val="Bibliography"/>
       </w:pPr>
       <w:r>
-        <w:t xml:space="preserve">Crawley, E., &amp; Sparks, R. (2005). Older men in prison: Survival, coping and identity. In A. Liebling &amp; S. Maruna, eds.,</w:t>
+        <w:t xml:space="preserve">Crawley, E., &amp; Sparks, R. (2005). Older men in prison: Survival, coping and identity. In A. Liebling &amp; S. Maruna, eds,</w:t>
       </w:r>
       <w:r>
         <w:t xml:space="preserve"> </w:t>
@@ -3030,8 +2430,8 @@
         <w:t xml:space="preserve">, Cullompton: Willan.</w:t>
       </w:r>
     </w:p>
-    <w:bookmarkEnd w:id="45"/>
-    <w:bookmarkStart w:id="46" w:name="ref-crawleyThereLifeImprisonment2006"/>
+    <w:bookmarkEnd w:id="34"/>
+    <w:bookmarkStart w:id="35" w:name="ref-crawleyThereLifeImprisonment2006"/>
     <w:p>
       <w:pPr>
         <w:pStyle w:val="Bibliography"/>
@@ -3078,8 +2478,8 @@
         <w:t xml:space="preserve">(1), 63–82.</w:t>
       </w:r>
     </w:p>
-    <w:bookmarkEnd w:id="46"/>
-    <w:bookmarkStart w:id="47" w:name="ref-crewePrisonerSocietyPower2009"/>
+    <w:bookmarkEnd w:id="35"/>
+    <w:bookmarkStart w:id="36" w:name="ref-crewePrisonerSocietyPower2009"/>
     <w:p>
       <w:pPr>
         <w:pStyle w:val="Bibliography"/>
@@ -3129,8 +2529,8 @@
         <w:t xml:space="preserve">, Oxford: Oxford University Press.</w:t>
       </w:r>
     </w:p>
-    <w:bookmarkEnd w:id="47"/>
-    <w:bookmarkStart w:id="48" w:name="ref-creweDepthWeightTightness2011"/>
+    <w:bookmarkEnd w:id="36"/>
+    <w:bookmarkStart w:id="37" w:name="ref-creweDepthWeightTightness2011"/>
     <w:p>
       <w:pPr>
         <w:pStyle w:val="Bibliography"/>
@@ -3165,8 +2565,8 @@
         <w:t xml:space="preserve">(5), 509–529.</w:t>
       </w:r>
     </w:p>
-    <w:bookmarkEnd w:id="48"/>
-    <w:bookmarkStart w:id="49" w:name="ref-creweSwimmingTideAdapting2017"/>
+    <w:bookmarkEnd w:id="37"/>
+    <w:bookmarkStart w:id="38" w:name="ref-creweSwimmingTideAdapting2017"/>
     <w:p>
       <w:pPr>
         <w:pStyle w:val="Bibliography"/>
@@ -3201,8 +2601,8 @@
         <w:t xml:space="preserve">(3), 517–541.</w:t>
       </w:r>
     </w:p>
-    <w:bookmarkEnd w:id="49"/>
-    <w:bookmarkStart w:id="50" w:name="ref-creweLifeImprisonmentYoung2020"/>
+    <w:bookmarkEnd w:id="38"/>
+    <w:bookmarkStart w:id="39" w:name="ref-creweLifeImprisonmentYoung2020"/>
     <w:p>
       <w:pPr>
         <w:pStyle w:val="Bibliography"/>
@@ -3224,8 +2624,8 @@
         <w:t xml:space="preserve">, London: Palgrave Macmillan.</w:t>
       </w:r>
     </w:p>
-    <w:bookmarkEnd w:id="50"/>
-    <w:bookmarkStart w:id="51" w:name="ref-hayesHealthSocialNeeds2012"/>
+    <w:bookmarkEnd w:id="39"/>
+    <w:bookmarkStart w:id="40" w:name="ref-hayesHealthSocialNeeds2012"/>
     <w:p>
       <w:pPr>
         <w:pStyle w:val="Bibliography"/>
@@ -3260,8 +2660,8 @@
         <w:t xml:space="preserve">(11), 1155–1162.</w:t>
       </w:r>
     </w:p>
-    <w:bookmarkEnd w:id="51"/>
-    <w:bookmarkStart w:id="52" w:name="ref-hayesPracticePolicyNeeds2011"/>
+    <w:bookmarkEnd w:id="40"/>
+    <w:bookmarkStart w:id="41" w:name="ref-hayesPracticePolicyNeeds2011"/>
     <w:p>
       <w:pPr>
         <w:pStyle w:val="Bibliography"/>
@@ -3304,8 +2704,8 @@
         <w:t xml:space="preserve">, (194), 55–63.</w:t>
       </w:r>
     </w:p>
-    <w:bookmarkEnd w:id="52"/>
-    <w:bookmarkStart w:id="53" w:name="X42d08177b6d0cf258638f2b74bced87fa6c2818"/>
+    <w:bookmarkEnd w:id="41"/>
+    <w:bookmarkStart w:id="42" w:name="X42d08177b6d0cf258638f2b74bced87fa6c2818"/>
     <w:p>
       <w:pPr>
         <w:pStyle w:val="Bibliography"/>
@@ -3340,8 +2740,8 @@
         <w:t xml:space="preserve">(4), 769–792.</w:t>
       </w:r>
     </w:p>
-    <w:bookmarkEnd w:id="53"/>
-    <w:bookmarkStart w:id="54" w:name="ref-irwinLifersSeekingRedemption2009"/>
+    <w:bookmarkEnd w:id="42"/>
+    <w:bookmarkStart w:id="43" w:name="ref-irwinLifersSeekingRedemption2009"/>
     <w:p>
       <w:pPr>
         <w:pStyle w:val="Bibliography"/>
@@ -3363,14 +2763,14 @@
         <w:t xml:space="preserve">, New York: Routledge.</w:t>
       </w:r>
     </w:p>
-    <w:bookmarkEnd w:id="54"/>
-    <w:bookmarkStart w:id="55" w:name="ref-jewkesLossLiminalityLife2005"/>
+    <w:bookmarkEnd w:id="43"/>
+    <w:bookmarkStart w:id="44" w:name="ref-jewkesLossLiminalityLife2005"/>
     <w:p>
       <w:pPr>
         <w:pStyle w:val="Bibliography"/>
       </w:pPr>
       <w:r>
-        <w:t xml:space="preserve">Jewkes, Y. (2005). Loss, liminality, and the life sentence: Managing identity through a disrupted life course. In A. Liebling &amp; S. Maruna, eds.,</w:t>
+        <w:t xml:space="preserve">Jewkes, Y. (2005). Loss, liminality, and the life sentence: Managing identity through a disrupted life course. In A. Liebling &amp; S. Maruna, eds,</w:t>
       </w:r>
       <w:r>
         <w:t xml:space="preserve"> </w:t>
@@ -3386,8 +2786,8 @@
         <w:t xml:space="preserve">, Cullompton: Willan.</w:t>
       </w:r>
     </w:p>
-    <w:bookmarkEnd w:id="55"/>
-    <w:bookmarkStart w:id="56" w:name="ref-kazemianPositiveGrowthRedemption2019"/>
+    <w:bookmarkEnd w:id="44"/>
+    <w:bookmarkStart w:id="45" w:name="ref-kazemianPositiveGrowthRedemption2019"/>
     <w:p>
       <w:pPr>
         <w:pStyle w:val="Bibliography"/>
@@ -3409,8 +2809,8 @@
         <w:t xml:space="preserve">, New York: Routledge.</w:t>
       </w:r>
     </w:p>
-    <w:bookmarkEnd w:id="56"/>
-    <w:bookmarkStart w:id="57" w:name="ref-keaneEthicalLifeIts2016"/>
+    <w:bookmarkEnd w:id="45"/>
+    <w:bookmarkStart w:id="46" w:name="ref-keaneEthicalLifeIts2016"/>
     <w:p>
       <w:pPr>
         <w:pStyle w:val="Bibliography"/>
@@ -3432,8 +2832,8 @@
         <w:t xml:space="preserve">, Princeton, NJ: Princeton University Press.</w:t>
       </w:r>
     </w:p>
-    <w:bookmarkEnd w:id="57"/>
-    <w:bookmarkStart w:id="58" w:name="Xdd7bef71ad56e72b3abf915d08cbd07297b9252"/>
+    <w:bookmarkEnd w:id="46"/>
+    <w:bookmarkStart w:id="47" w:name="Xdd7bef71ad56e72b3abf915d08cbd07297b9252"/>
     <w:p>
       <w:pPr>
         <w:pStyle w:val="Bibliography"/>
@@ -3468,8 +2868,8 @@
         <w:t xml:space="preserve">(2), 187–218.</w:t>
       </w:r>
     </w:p>
-    <w:bookmarkEnd w:id="58"/>
-    <w:bookmarkStart w:id="59" w:name="ref-leigeyGrayPainsImprisonment2022"/>
+    <w:bookmarkEnd w:id="47"/>
+    <w:bookmarkStart w:id="48" w:name="ref-leigeyGrayPainsImprisonment2022"/>
     <w:p>
       <w:pPr>
         <w:pStyle w:val="Bibliography"/>
@@ -3491,8 +2891,8 @@
         <w:t xml:space="preserve">.</w:t>
       </w:r>
     </w:p>
-    <w:bookmarkEnd w:id="59"/>
-    <w:bookmarkStart w:id="60" w:name="ref-mannDoingHarderTime2011"/>
+    <w:bookmarkEnd w:id="48"/>
+    <w:bookmarkStart w:id="49" w:name="ref-mannDoingHarderTime2011"/>
     <w:p>
       <w:pPr>
         <w:pStyle w:val="Bibliography"/>
@@ -3556,8 +2956,8 @@
         <w:t xml:space="preserve">, Farnham: Ashgate.</w:t>
       </w:r>
     </w:p>
-    <w:bookmarkEnd w:id="60"/>
-    <w:bookmarkStart w:id="61" w:name="ref-oedCulpableAdj1989"/>
+    <w:bookmarkEnd w:id="49"/>
+    <w:bookmarkStart w:id="50" w:name="ref-oedCulpableAdj1989"/>
     <w:p>
       <w:pPr>
         <w:pStyle w:val="Bibliography"/>
@@ -3566,8 +2966,8 @@
         <w:t xml:space="preserve">OED. (1989). Culpable, adj. And n., 2nd.</w:t>
       </w:r>
     </w:p>
-    <w:bookmarkEnd w:id="61"/>
-    <w:bookmarkStart w:id="62" w:name="ref-presserViolentOffendersMoral2004"/>
+    <w:bookmarkEnd w:id="50"/>
+    <w:bookmarkStart w:id="51" w:name="ref-presserViolentOffendersMoral2004"/>
     <w:p>
       <w:pPr>
         <w:pStyle w:val="Bibliography"/>
@@ -3602,8 +3002,8 @@
         <w:t xml:space="preserve">(1), 82–101.</w:t>
       </w:r>
     </w:p>
-    <w:bookmarkEnd w:id="62"/>
-    <w:bookmarkStart w:id="63" w:name="Xd7d5284036b9280e216013cd2ddddffdd51e97f"/>
+    <w:bookmarkEnd w:id="51"/>
+    <w:bookmarkStart w:id="52" w:name="Xd7d5284036b9280e216013cd2ddddffdd51e97f"/>
     <w:p>
       <w:pPr>
         <w:pStyle w:val="Bibliography"/>
@@ -3625,8 +3025,8 @@
         <w:t xml:space="preserve">, (219), 24–29.</w:t>
       </w:r>
     </w:p>
-    <w:bookmarkEnd w:id="63"/>
-    <w:bookmarkStart w:id="64" w:name="ref-slovicRiskPerceptionAffect2006"/>
+    <w:bookmarkEnd w:id="52"/>
+    <w:bookmarkStart w:id="53" w:name="ref-slovicRiskPerceptionAffect2006"/>
     <w:p>
       <w:pPr>
         <w:pStyle w:val="Bibliography"/>
@@ -3661,8 +3061,8 @@
         <w:t xml:space="preserve">(6), 322–325.</w:t>
       </w:r>
     </w:p>
-    <w:bookmarkEnd w:id="64"/>
-    <w:bookmarkStart w:id="65" w:name="ref-turnerPalliativeCareUK2017"/>
+    <w:bookmarkEnd w:id="53"/>
+    <w:bookmarkStart w:id="54" w:name="ref-turnerPalliativeCareUK2017"/>
     <w:p>
       <w:pPr>
         <w:pStyle w:val="Bibliography"/>
@@ -3709,8 +3109,8 @@
         <w:t xml:space="preserve">(1), 56–65.</w:t>
       </w:r>
     </w:p>
-    <w:bookmarkEnd w:id="65"/>
-    <w:bookmarkStart w:id="66" w:name="Xd1aa781e2053eba6dcb2cbbfb606518f9d8515a"/>
+    <w:bookmarkEnd w:id="54"/>
+    <w:bookmarkStart w:id="55" w:name="Xd1aa781e2053eba6dcb2cbbfb606518f9d8515a"/>
     <w:p>
       <w:pPr>
         <w:pStyle w:val="Bibliography"/>
@@ -3745,9 +3145,9 @@
         <w:t xml:space="preserve">(2), 225–246.</w:t>
       </w:r>
     </w:p>
-    <w:bookmarkEnd w:id="66"/>
-    <w:bookmarkEnd w:id="67"/>
-    <w:bookmarkEnd w:id="68"/>
+    <w:bookmarkEnd w:id="55"/>
+    <w:bookmarkEnd w:id="56"/>
+    <w:bookmarkEnd w:id="57"/>
     <w:sectPr>
       <w:pgSz w:h="15840" w:w="12240"/>
       <w:pgMar w:bottom="1440" w:footer="720" w:gutter="0" w:header="720" w:left="1440" w:right="1440" w:top="1440"/>
@@ -3777,6 +3177,268 @@
       </w:r>
     </w:p>
   </w:footnote>
+  <w:footnote w:id="14">
+    <w:p>
+      <w:pPr>
+        <w:pStyle w:val="FootnoteText"/>
+      </w:pPr>
+      <w:r>
+        <w:rPr>
+          <w:rStyle w:val="FootnoteReference"/>
+        </w:rPr>
+        <w:footnoteRef/>
+      </w:r>
+      <w:r>
+        <w:t xml:space="preserve"> </w:t>
+      </w:r>
+      <w:r>
+        <w:t xml:space="preserve">For clarity, this means that they had all been convicted of murder.</w:t>
+      </w:r>
+    </w:p>
+  </w:footnote>
+  <w:footnote w:id="15">
+    <w:p>
+      <w:pPr>
+        <w:pStyle w:val="FootnoteText"/>
+      </w:pPr>
+      <w:r>
+        <w:rPr>
+          <w:rStyle w:val="FootnoteReference"/>
+        </w:rPr>
+        <w:footnoteRef/>
+      </w:r>
+      <w:r>
+        <w:t xml:space="preserve"> </w:t>
+      </w:r>
+      <w:r>
+        <w:t xml:space="preserve">To be clear: my aim was not to evaluate interviewees’ status as ‘ethical’ or ‘unethical’ people; but instead, to describe how they evaluated themselves and thought they should live as a result.</w:t>
+      </w:r>
+    </w:p>
+  </w:footnote>
+  <w:footnote w:id="16">
+    <w:p>
+      <w:pPr>
+        <w:pStyle w:val="FootnoteText"/>
+      </w:pPr>
+      <w:r>
+        <w:rPr>
+          <w:rStyle w:val="FootnoteReference"/>
+        </w:rPr>
+        <w:footnoteRef/>
+      </w:r>
+      <w:r>
+        <w:t xml:space="preserve"> </w:t>
+      </w:r>
+      <w:r>
+        <w:t xml:space="preserve">Bands adapted from</w:t>
+      </w:r>
+      <w:r>
+        <w:t xml:space="preserve"> </w:t>
+      </w:r>
+      <w:r>
+        <w:t xml:space="preserve">Hulley</w:t>
+      </w:r>
+      <w:r>
+        <w:t xml:space="preserve"> </w:t>
+      </w:r>
+      <w:r>
+        <w:rPr>
+          <w:i/>
+          <w:iCs/>
+        </w:rPr>
+        <w:t xml:space="preserve">et al.</w:t>
+      </w:r>
+      <w:r>
+        <w:t xml:space="preserve"> </w:t>
+      </w:r>
+      <w:r>
+        <w:t xml:space="preserve">(</w:t>
+      </w:r>
+      <w:hyperlink w:anchor="X42d08177b6d0cf258638f2b74bced87fa6c2818">
+        <w:r>
+          <w:rPr>
+            <w:rStyle w:val="Hyperlink"/>
+          </w:rPr>
+          <w:t xml:space="preserve">2016</w:t>
+        </w:r>
+      </w:hyperlink>
+      <w:r>
+        <w:t xml:space="preserve">)</w:t>
+      </w:r>
+      <w:r>
+        <w:t xml:space="preserve">. ‘Very early’ = up to one-sixth of the tariff served at the point of participation; ‘Early’ = between one-sixth and one-third of the tariff served; ‘Mid’ = between one-third and two-thirds of the tariff served; ‘Late’ = between two-thirds and the entire tariff served.</w:t>
+      </w:r>
+    </w:p>
+  </w:footnote>
+  <w:footnote w:id="18">
+    <w:p>
+      <w:pPr>
+        <w:pStyle w:val="FootnoteText"/>
+      </w:pPr>
+      <w:r>
+        <w:rPr>
+          <w:rStyle w:val="FootnoteReference"/>
+        </w:rPr>
+        <w:footnoteRef/>
+      </w:r>
+      <w:r>
+        <w:t xml:space="preserve"> </w:t>
+      </w:r>
+      <w:r>
+        <w:t xml:space="preserve">“Entry shock”: the bewilderment, disorientation and stress responses associated with induction into the prison environment, all resulting in difficulty in feeling any sense of agency in one’s situation</w:t>
+      </w:r>
+      <w:r>
+        <w:t xml:space="preserve"> </w:t>
+      </w:r>
+      <w:r>
+        <w:t xml:space="preserve">(</w:t>
+      </w:r>
+      <w:hyperlink w:anchor="ref-crawleyThereLifeImprisonment2006">
+        <w:r>
+          <w:rPr>
+            <w:rStyle w:val="Hyperlink"/>
+          </w:rPr>
+          <w:t xml:space="preserve">Crawley &amp; Sparks 2006</w:t>
+        </w:r>
+      </w:hyperlink>
+      <w:r>
+        <w:t xml:space="preserve">;</w:t>
+      </w:r>
+      <w:r>
+        <w:t xml:space="preserve"> </w:t>
+      </w:r>
+      <w:hyperlink w:anchor="ref-jewkesLossLiminalityLife2005">
+        <w:r>
+          <w:rPr>
+            <w:rStyle w:val="Hyperlink"/>
+          </w:rPr>
+          <w:t xml:space="preserve">Jewkes 2005</w:t>
+        </w:r>
+      </w:hyperlink>
+      <w:r>
+        <w:t xml:space="preserve">;</w:t>
+      </w:r>
+      <w:r>
+        <w:t xml:space="preserve"> </w:t>
+      </w:r>
+      <w:hyperlink w:anchor="Xd1aa781e2053eba6dcb2cbbfb606518f9d8515a">
+        <w:r>
+          <w:rPr>
+            <w:rStyle w:val="Hyperlink"/>
+          </w:rPr>
+          <w:t xml:space="preserve">Wright</w:t>
+        </w:r>
+        <w:r>
+          <w:rPr>
+            <w:rStyle w:val="Hyperlink"/>
+          </w:rPr>
+          <w:t xml:space="preserve"> </w:t>
+        </w:r>
+        <w:r>
+          <w:rPr>
+            <w:rStyle w:val="Hyperlink"/>
+            <w:i/>
+            <w:iCs/>
+          </w:rPr>
+          <w:t xml:space="preserve">et al.</w:t>
+        </w:r>
+        <w:r>
+          <w:rPr>
+            <w:rStyle w:val="Hyperlink"/>
+          </w:rPr>
+          <w:t xml:space="preserve"> </w:t>
+        </w:r>
+        <w:r>
+          <w:rPr>
+            <w:rStyle w:val="Hyperlink"/>
+          </w:rPr>
+          <w:t xml:space="preserve">2017</w:t>
+        </w:r>
+      </w:hyperlink>
+      <w:r>
+        <w:t xml:space="preserve">)</w:t>
+      </w:r>
+      <w:r>
+        <w:t xml:space="preserve">.</w:t>
+      </w:r>
+    </w:p>
+  </w:footnote>
+  <w:footnote w:id="19">
+    <w:p>
+      <w:pPr>
+        <w:pStyle w:val="FootnoteText"/>
+      </w:pPr>
+      <w:r>
+        <w:rPr>
+          <w:rStyle w:val="FootnoteReference"/>
+        </w:rPr>
+        <w:footnoteRef/>
+      </w:r>
+      <w:r>
+        <w:t xml:space="preserve"> </w:t>
+      </w:r>
+      <w:r>
+        <w:t xml:space="preserve">That is, he maintained he had not been involved at all in causing another person’s death, as opposed to disputing his culpability in causing that person’s death.</w:t>
+      </w:r>
+    </w:p>
+  </w:footnote>
+  <w:footnote w:id="20">
+    <w:p>
+      <w:pPr>
+        <w:pStyle w:val="FootnoteText"/>
+      </w:pPr>
+      <w:r>
+        <w:rPr>
+          <w:rStyle w:val="FootnoteReference"/>
+        </w:rPr>
+        <w:footnoteRef/>
+      </w:r>
+      <w:r>
+        <w:t xml:space="preserve"> </w:t>
+      </w:r>
+      <w:r>
+        <w:t xml:space="preserve">All participants quoted pseudonymously.</w:t>
+      </w:r>
+    </w:p>
+  </w:footnote>
+  <w:footnote w:id="21">
+    <w:p>
+      <w:pPr>
+        <w:pStyle w:val="FootnoteText"/>
+      </w:pPr>
+      <w:r>
+        <w:rPr>
+          <w:rStyle w:val="FootnoteReference"/>
+        </w:rPr>
+        <w:footnoteRef/>
+      </w:r>
+      <w:r>
+        <w:t xml:space="preserve"> </w:t>
+      </w:r>
+      <w:r>
+        <w:t xml:space="preserve">Although Ron was post-tariff, and his words are in retrospect, his guilty plea, and the fact that he handed himself in to the police, both emphasise his willingness to accept responsibility from an early stage.</w:t>
+      </w:r>
+    </w:p>
+  </w:footnote>
+  <w:footnote w:id="24">
+    <w:p>
+      <w:pPr>
+        <w:pStyle w:val="FootnoteText"/>
+      </w:pPr>
+      <w:r>
+        <w:rPr>
+          <w:rStyle w:val="FootnoteReference"/>
+        </w:rPr>
+        <w:footnoteRef/>
+      </w:r>
+      <w:r>
+        <w:t xml:space="preserve"> </w:t>
+      </w:r>
+      <w:r>
+        <w:t xml:space="preserve">That is, OGRS, OGP, and OVP. Scores were only noted for twelve men, the others having not consented to their prison records being noted.</w:t>
+      </w:r>
+    </w:p>
+  </w:footnote>
   <w:footnote w:id="25">
     <w:p>
       <w:pPr>
@@ -3792,7 +3454,7 @@
         <w:t xml:space="preserve"> </w:t>
       </w:r>
       <w:r>
-        <w:t xml:space="preserve">For clarity, this means that they had all been convicted of murder.</w:t>
+        <w:t xml:space="preserve">This is likely a result of the gravity of the index offence (murder).</w:t>
       </w:r>
     </w:p>
   </w:footnote>
@@ -3811,31 +3473,27 @@
         <w:t xml:space="preserve"> </w:t>
       </w:r>
       <w:r>
-        <w:t xml:space="preserve">To be clear: my aim was not to evaluate interviewees’ status as</w:t>
-      </w:r>
-      <w:r>
-        <w:t xml:space="preserve"> </w:t>
-      </w:r>
-      <w:r>
-        <w:t xml:space="preserve">‘ethical’</w:t>
-      </w:r>
-      <w:r>
-        <w:t xml:space="preserve"> </w:t>
-      </w:r>
-      <w:r>
-        <w:t xml:space="preserve">or</w:t>
-      </w:r>
-      <w:r>
-        <w:t xml:space="preserve"> </w:t>
-      </w:r>
-      <w:r>
-        <w:t xml:space="preserve">‘unethical’</w:t>
-      </w:r>
-      <w:r>
-        <w:t xml:space="preserve"> </w:t>
-      </w:r>
-      <w:r>
-        <w:t xml:space="preserve">people; but instead, to describe how they evaluated themselves and thought they should live as a result.</w:t>
+        <w:t xml:space="preserve">Culpable: ‘guilty, criminal; deserving punishment or condemnation’</w:t>
+      </w:r>
+      <w:r>
+        <w:t xml:space="preserve"> </w:t>
+      </w:r>
+      <w:r>
+        <w:t xml:space="preserve">(</w:t>
+      </w:r>
+      <w:hyperlink w:anchor="ref-oedCulpableAdj1989">
+        <w:r>
+          <w:rPr>
+            <w:rStyle w:val="Hyperlink"/>
+          </w:rPr>
+          <w:t xml:space="preserve">OED 1989</w:t>
+        </w:r>
+      </w:hyperlink>
+      <w:r>
+        <w:t xml:space="preserve">)</w:t>
+      </w:r>
+      <w:r>
+        <w:t xml:space="preserve">.</w:t>
       </w:r>
     </w:p>
   </w:footnote>
@@ -3854,13 +3512,13 @@
         <w:t xml:space="preserve"> </w:t>
       </w:r>
       <w:r>
-        <w:t xml:space="preserve">Bands adapted from</w:t>
-      </w:r>
-      <w:r>
-        <w:t xml:space="preserve"> </w:t>
-      </w:r>
-      <w:r>
-        <w:t xml:space="preserve">Hulley</w:t>
+        <w:t xml:space="preserve">Compare this account with those referenced in</w:t>
+      </w:r>
+      <w:r>
+        <w:t xml:space="preserve"> </w:t>
+      </w:r>
+      <w:r>
+        <w:t xml:space="preserve">Crewe</w:t>
       </w:r>
       <w:r>
         <w:t xml:space="preserve"> </w:t>
@@ -3878,156 +3536,12 @@
       <w:r>
         <w:t xml:space="preserve">(</w:t>
       </w:r>
-      <w:hyperlink w:anchor="X42d08177b6d0cf258638f2b74bced87fa6c2818">
-        <w:r>
-          <w:rPr>
-            <w:rStyle w:val="Hyperlink"/>
-          </w:rPr>
-          <w:t xml:space="preserve">2016</w:t>
-        </w:r>
-      </w:hyperlink>
-      <w:r>
-        <w:t xml:space="preserve">)</w:t>
-      </w:r>
-      <w:r>
-        <w:t xml:space="preserve">.</w:t>
-      </w:r>
-      <w:r>
-        <w:t xml:space="preserve"> </w:t>
-      </w:r>
-      <w:r>
-        <w:t xml:space="preserve">‘Very early’</w:t>
-      </w:r>
-      <w:r>
-        <w:t xml:space="preserve"> </w:t>
-      </w:r>
-      <w:r>
-        <w:t xml:space="preserve">= up to one-sixth of the tariff served at the point of participation;</w:t>
-      </w:r>
-      <w:r>
-        <w:t xml:space="preserve"> </w:t>
-      </w:r>
-      <w:r>
-        <w:t xml:space="preserve">‘Early’</w:t>
-      </w:r>
-      <w:r>
-        <w:t xml:space="preserve"> </w:t>
-      </w:r>
-      <w:r>
-        <w:t xml:space="preserve">= between one-sixth and one-third of the tariff served;</w:t>
-      </w:r>
-      <w:r>
-        <w:t xml:space="preserve"> </w:t>
-      </w:r>
-      <w:r>
-        <w:t xml:space="preserve">‘Mid’</w:t>
-      </w:r>
-      <w:r>
-        <w:t xml:space="preserve"> </w:t>
-      </w:r>
-      <w:r>
-        <w:t xml:space="preserve">= between one-third and two-thirds of the tariff served;</w:t>
-      </w:r>
-      <w:r>
-        <w:t xml:space="preserve"> </w:t>
-      </w:r>
-      <w:r>
-        <w:t xml:space="preserve">‘Late’</w:t>
-      </w:r>
-      <w:r>
-        <w:t xml:space="preserve"> </w:t>
-      </w:r>
-      <w:r>
-        <w:t xml:space="preserve">= between two-thirds and the entire tariff served.</w:t>
-      </w:r>
-    </w:p>
-  </w:footnote>
-  <w:footnote w:id="29">
-    <w:p>
-      <w:pPr>
-        <w:pStyle w:val="FootnoteText"/>
-      </w:pPr>
-      <w:r>
-        <w:rPr>
-          <w:rStyle w:val="FootnoteReference"/>
-        </w:rPr>
-        <w:footnoteRef/>
-      </w:r>
-      <w:r>
-        <w:t xml:space="preserve"> </w:t>
-      </w:r>
-      <w:r>
-        <w:t xml:space="preserve">“Entry shock”</w:t>
-      </w:r>
-      <w:r>
-        <w:t xml:space="preserve">: the bewilderment, disorientation and stress responses associated with induction into the prison environment, all resulting in difficulty in feeling any sense of agency in one’s situation</w:t>
-      </w:r>
-      <w:r>
-        <w:t xml:space="preserve"> </w:t>
-      </w:r>
-      <w:r>
-        <w:t xml:space="preserve">(</w:t>
-      </w:r>
-      <w:hyperlink w:anchor="ref-crawleyThereLifeImprisonment2006">
-        <w:r>
-          <w:rPr>
-            <w:rStyle w:val="Hyperlink"/>
-          </w:rPr>
-          <w:t xml:space="preserve">Crawley &amp; Sparks 2006</w:t>
-        </w:r>
-      </w:hyperlink>
-      <w:r>
-        <w:t xml:space="preserve">;</w:t>
-      </w:r>
-      <w:r>
-        <w:t xml:space="preserve"> </w:t>
-      </w:r>
-      <w:hyperlink w:anchor="ref-jewkesLossLiminalityLife2005">
-        <w:r>
-          <w:rPr>
-            <w:rStyle w:val="Hyperlink"/>
-          </w:rPr>
-          <w:t xml:space="preserve">Jewkes 2005</w:t>
-        </w:r>
-      </w:hyperlink>
-      <w:r>
-        <w:t xml:space="preserve">;</w:t>
-      </w:r>
-      <w:r>
-        <w:t xml:space="preserve"> </w:t>
-      </w:r>
-      <w:hyperlink w:anchor="Xd1aa781e2053eba6dcb2cbbfb606518f9d8515a">
-        <w:r>
-          <w:rPr>
-            <w:rStyle w:val="Hyperlink"/>
-          </w:rPr>
-          <w:t xml:space="preserve">Wright</w:t>
-        </w:r>
-        <w:r>
-          <w:rPr>
-            <w:rStyle w:val="Hyperlink"/>
-          </w:rPr>
-          <w:t xml:space="preserve"> </w:t>
-        </w:r>
-        <w:r>
-          <w:rPr>
-            <w:rStyle w:val="Hyperlink"/>
-            <w:i/>
-            <w:iCs/>
-          </w:rPr>
-          <w:t xml:space="preserve">et al.</w:t>
-        </w:r>
-        <w:r>
-          <w:rPr>
-            <w:rStyle w:val="Hyperlink"/>
-          </w:rPr>
-          <w:t xml:space="preserve"> </w:t>
-        </w:r>
-        <w:r>
-          <w:rPr>
-            <w:rStyle w:val="Hyperlink"/>
-          </w:rPr>
-          <w:t xml:space="preserve">2017</w:t>
+      <w:hyperlink w:anchor="ref-creweLifeImprisonmentYoung2020">
+        <w:r>
+          <w:rPr>
+            <w:rStyle w:val="Hyperlink"/>
+          </w:rPr>
+          <w:t xml:space="preserve">2020</w:t>
         </w:r>
       </w:hyperlink>
       <w:r>
@@ -4053,208 +3567,7 @@
         <w:t xml:space="preserve"> </w:t>
       </w:r>
       <w:r>
-        <w:t xml:space="preserve">That is, he maintained he had not been involved at all in causing another person’s death, as opposed to disputing his culpability in causing that person’s death.</w:t>
-      </w:r>
-    </w:p>
-  </w:footnote>
-  <w:footnote w:id="31">
-    <w:p>
-      <w:pPr>
-        <w:pStyle w:val="FootnoteText"/>
-      </w:pPr>
-      <w:r>
-        <w:rPr>
-          <w:rStyle w:val="FootnoteReference"/>
-        </w:rPr>
-        <w:footnoteRef/>
-      </w:r>
-      <w:r>
-        <w:t xml:space="preserve"> </w:t>
-      </w:r>
-      <w:r>
-        <w:t xml:space="preserve">All participants quoted pseudonymously.</w:t>
-      </w:r>
-    </w:p>
-  </w:footnote>
-  <w:footnote w:id="32">
-    <w:p>
-      <w:pPr>
-        <w:pStyle w:val="FootnoteText"/>
-      </w:pPr>
-      <w:r>
-        <w:rPr>
-          <w:rStyle w:val="FootnoteReference"/>
-        </w:rPr>
-        <w:footnoteRef/>
-      </w:r>
-      <w:r>
-        <w:t xml:space="preserve"> </w:t>
-      </w:r>
-      <w:r>
-        <w:t xml:space="preserve">Although Ron was post-tariff, and his words are in retrospect, his guilty plea, and the fact that he handed himself in to the police, both emphasise his willingness to accept responsibility from an early stage.</w:t>
-      </w:r>
-    </w:p>
-  </w:footnote>
-  <w:footnote w:id="35">
-    <w:p>
-      <w:pPr>
-        <w:pStyle w:val="FootnoteText"/>
-      </w:pPr>
-      <w:r>
-        <w:rPr>
-          <w:rStyle w:val="FootnoteReference"/>
-        </w:rPr>
-        <w:footnoteRef/>
-      </w:r>
-      <w:r>
-        <w:t xml:space="preserve"> </w:t>
-      </w:r>
-      <w:r>
-        <w:t xml:space="preserve">That is, OGRS, OGP, and OVP. Scores were only noted for twelve men, the others having not consented to their prison records being noted.</w:t>
-      </w:r>
-    </w:p>
-  </w:footnote>
-  <w:footnote w:id="36">
-    <w:p>
-      <w:pPr>
-        <w:pStyle w:val="FootnoteText"/>
-      </w:pPr>
-      <w:r>
-        <w:rPr>
-          <w:rStyle w:val="FootnoteReference"/>
-        </w:rPr>
-        <w:footnoteRef/>
-      </w:r>
-      <w:r>
-        <w:t xml:space="preserve"> </w:t>
-      </w:r>
-      <w:r>
-        <w:t xml:space="preserve">This is likely a result of the gravity of the index offence (murder).</w:t>
-      </w:r>
-    </w:p>
-  </w:footnote>
-  <w:footnote w:id="37">
-    <w:p>
-      <w:pPr>
-        <w:pStyle w:val="FootnoteText"/>
-      </w:pPr>
-      <w:r>
-        <w:rPr>
-          <w:rStyle w:val="FootnoteReference"/>
-        </w:rPr>
-        <w:footnoteRef/>
-      </w:r>
-      <w:r>
-        <w:t xml:space="preserve"> </w:t>
-      </w:r>
-      <w:r>
-        <w:t xml:space="preserve">Culpable:</w:t>
-      </w:r>
-      <w:r>
-        <w:t xml:space="preserve"> </w:t>
-      </w:r>
-      <w:r>
-        <w:t xml:space="preserve">‘guilty, criminal; deserving punishment or condemnation’</w:t>
-      </w:r>
-      <w:r>
-        <w:t xml:space="preserve"> </w:t>
-      </w:r>
-      <w:r>
-        <w:t xml:space="preserve">(</w:t>
-      </w:r>
-      <w:hyperlink w:anchor="ref-oedCulpableAdj1989">
-        <w:r>
-          <w:rPr>
-            <w:rStyle w:val="Hyperlink"/>
-          </w:rPr>
-          <w:t xml:space="preserve">OED 1989</w:t>
-        </w:r>
-      </w:hyperlink>
-      <w:r>
-        <w:t xml:space="preserve">)</w:t>
-      </w:r>
-      <w:r>
-        <w:t xml:space="preserve">.</w:t>
-      </w:r>
-    </w:p>
-  </w:footnote>
-  <w:footnote w:id="38">
-    <w:p>
-      <w:pPr>
-        <w:pStyle w:val="FootnoteText"/>
-      </w:pPr>
-      <w:r>
-        <w:rPr>
-          <w:rStyle w:val="FootnoteReference"/>
-        </w:rPr>
-        <w:footnoteRef/>
-      </w:r>
-      <w:r>
-        <w:t xml:space="preserve"> </w:t>
-      </w:r>
-      <w:r>
-        <w:t xml:space="preserve">Compare this account with those referenced in</w:t>
-      </w:r>
-      <w:r>
-        <w:t xml:space="preserve"> </w:t>
-      </w:r>
-      <w:r>
-        <w:t xml:space="preserve">Crewe</w:t>
-      </w:r>
-      <w:r>
-        <w:t xml:space="preserve"> </w:t>
-      </w:r>
-      <w:r>
-        <w:rPr>
-          <w:i/>
-          <w:iCs/>
-        </w:rPr>
-        <w:t xml:space="preserve">et al.</w:t>
-      </w:r>
-      <w:r>
-        <w:t xml:space="preserve"> </w:t>
-      </w:r>
-      <w:r>
-        <w:t xml:space="preserve">(</w:t>
-      </w:r>
-      <w:hyperlink w:anchor="ref-creweLifeImprisonmentYoung2020">
-        <w:r>
-          <w:rPr>
-            <w:rStyle w:val="Hyperlink"/>
-          </w:rPr>
-          <w:t xml:space="preserve">2020</w:t>
-        </w:r>
-      </w:hyperlink>
-      <w:r>
-        <w:t xml:space="preserve">)</w:t>
-      </w:r>
-      <w:r>
-        <w:t xml:space="preserve">.</w:t>
-      </w:r>
-    </w:p>
-  </w:footnote>
-  <w:footnote w:id="41">
-    <w:p>
-      <w:pPr>
-        <w:pStyle w:val="FootnoteText"/>
-      </w:pPr>
-      <w:r>
-        <w:rPr>
-          <w:rStyle w:val="FootnoteReference"/>
-        </w:rPr>
-        <w:footnoteRef/>
-      </w:r>
-      <w:r>
-        <w:t xml:space="preserve"> </w:t>
-      </w:r>
-      <w:r>
-        <w:t xml:space="preserve">‘Tightness’</w:t>
-      </w:r>
-      <w:r>
-        <w:t xml:space="preserve"> </w:t>
-      </w:r>
-      <w:r>
-        <w:t xml:space="preserve">refers to the painfulness of knowing one’s actions are under a consequential form of scrutiny, through processes of psychological assessment perceived as distant, misrecognising, and often unaccountable. See</w:t>
+        <w:t xml:space="preserve">‘Tightness’ refers to the painfulness of knowing one’s actions are under a consequential form of scrutiny, through processes of psychological assessment perceived as distant, misrecognising, and often unaccountable. See</w:t>
       </w:r>
       <w:r>
         <w:t xml:space="preserve"> </w:t>

--- a/publications/jarmanLifeImprisonmentMature2022.docx
+++ b/publications/jarmanLifeImprisonmentMature2022.docx
@@ -148,7 +148,7 @@
                     <a:graphicData uri="http://schemas.openxmlformats.org/drawingml/2006/picture">
                       <pic:pic>
                         <pic:nvPicPr>
-                          <pic:cNvPr descr="C:\Users\bmhja\scoop\apps\quarto\current\share\formats\docx\note.png" id="11" name="Picture"/>
+                          <pic:cNvPr descr="C:\Users\bmhj1v24\scoop\apps\quarto\current\share\formats\docx\note.png" id="11" name="Picture"/>
                           <pic:cNvPicPr>
                             <a:picLocks noChangeArrowheads="1" noChangeAspect="1"/>
                           </pic:cNvPicPr>
